--- a/02-精益培训/01-培训策略/02-四层培训架构设计.docx
+++ b/02-精益培训/01-培训策略/02-四层培训架构设计.docx
@@ -741,7 +741,7 @@
           <w:i w:val="0"/>
           <w:sz w:val="22"/>
         </w:rPr>
-        <w:t>紧固件行业的精益转型趋势和案例</w:t>
+        <w:t>制造业的精益转型趋势和案例</w:t>
       </w:r>
     </w:p>
     <w:p>
@@ -965,7 +965,7 @@
           <w:i w:val="0"/>
           <w:sz w:val="22"/>
         </w:rPr>
-        <w:t>紧固件生产各工序中的典型浪费案例</w:t>
+        <w:t>产品生产各工序中的典型浪费案例</w:t>
       </w:r>
     </w:p>
     <w:p>
@@ -993,7 +993,7 @@
           <w:i w:val="0"/>
           <w:sz w:val="22"/>
         </w:rPr>
-        <w:t>每种浪费配合2-3个紧固件行业实例</w:t>
+        <w:t>每种浪费配合2-3个制造业实例</w:t>
       </w:r>
     </w:p>
     <w:p>
@@ -1161,7 +1161,7 @@
           <w:i w:val="0"/>
           <w:sz w:val="22"/>
         </w:rPr>
-        <w:t>紧固件车间5S实施案例</w:t>
+        <w:t>产品车间5S实施案例</w:t>
       </w:r>
     </w:p>
     <w:p>
@@ -1315,7 +1315,7 @@
           <w:i w:val="0"/>
           <w:sz w:val="22"/>
         </w:rPr>
-        <w:t>紧固件企业持续改善成功案例分享</w:t>
+        <w:t>制造企业持续改善成功案例分享</w:t>
       </w:r>
     </w:p>
     <w:p>
@@ -2580,7 +2580,7 @@
           <w:i w:val="0"/>
           <w:sz w:val="22"/>
         </w:rPr>
-        <w:t>紧固件生产线看板设计实例</w:t>
+        <w:t>生产线看板设计实例</w:t>
       </w:r>
     </w:p>
     <w:p>
@@ -2594,7 +2594,7 @@
           <w:i w:val="0"/>
           <w:sz w:val="22"/>
         </w:rPr>
-        <w:t>练习：</w:t>
+        <w:t>练习： 为一条生产线设计看板系统，计算看板数量</w:t>
       </w:r>
       <w:r>
         <w:rPr>
@@ -2603,7 +2603,6 @@
           <w:i w:val="0"/>
           <w:sz w:val="22"/>
         </w:rPr>
-        <w:t xml:space="preserve"> 为一条紧固件生产线设计看板系统，计算看板数量</w:t>
       </w:r>
     </w:p>
     <w:p>
@@ -2687,7 +2686,7 @@
           <w:i w:val="0"/>
           <w:sz w:val="22"/>
         </w:rPr>
-        <w:t>紧固件冲压、搓丝工序标准作业实例</w:t>
+        <w:t>产品冲压、精加工工序标准作业实例</w:t>
       </w:r>
     </w:p>
     <w:p>
@@ -2701,7 +2700,7 @@
           <w:i w:val="0"/>
           <w:sz w:val="22"/>
         </w:rPr>
-        <w:t>练习：</w:t>
+        <w:t>练习： 选择一个产品工序，编制标准作业组合票</w:t>
       </w:r>
       <w:r>
         <w:rPr>
@@ -2710,7 +2709,6 @@
           <w:i w:val="0"/>
           <w:sz w:val="22"/>
         </w:rPr>
-        <w:t xml:space="preserve"> 选择一个紧固件工序，编制标准作业组合票</w:t>
       </w:r>
     </w:p>
     <w:p>
@@ -2794,7 +2792,7 @@
           <w:i w:val="0"/>
           <w:sz w:val="22"/>
         </w:rPr>
-        <w:t>紧固件生产设备（冷镦机、搓丝机、热处理炉）的保全要点</w:t>
+        <w:t>产品生产设备（机加工设备、精加工设备、热处理炉）的保全要点</w:t>
       </w:r>
     </w:p>
     <w:p>
@@ -2808,7 +2806,7 @@
           <w:i w:val="0"/>
           <w:sz w:val="22"/>
         </w:rPr>
-        <w:t>练习：</w:t>
+        <w:t>练习： 为一台机加工设备制定自主保全基准书</w:t>
       </w:r>
       <w:r>
         <w:rPr>
@@ -2817,7 +2815,6 @@
           <w:i w:val="0"/>
           <w:sz w:val="22"/>
         </w:rPr>
-        <w:t xml:space="preserve"> 为一台冷镦机制定自主保全基准书</w:t>
       </w:r>
     </w:p>
     <w:p>
@@ -2887,7 +2884,7 @@
           <w:i w:val="0"/>
           <w:sz w:val="22"/>
         </w:rPr>
-        <w:t>紧固件生产中的防错应用案例</w:t>
+        <w:t>产品生产中的防错应用案例</w:t>
       </w:r>
     </w:p>
     <w:p>
@@ -2901,7 +2898,7 @@
           <w:i w:val="0"/>
           <w:sz w:val="22"/>
         </w:rPr>
-        <w:t>螺纹方向防错</w:t>
+        <w:t>加工方向防错</w:t>
       </w:r>
     </w:p>
     <w:p>
@@ -3050,7 +3047,7 @@
           <w:i w:val="0"/>
           <w:sz w:val="22"/>
         </w:rPr>
-        <w:t>紧固件模具更换的SMED改善实例</w:t>
+        <w:t>产品模具更换的SMED改善实例</w:t>
       </w:r>
     </w:p>
     <w:p>
@@ -4454,7 +4451,7 @@
           <w:i w:val="0"/>
           <w:sz w:val="22"/>
         </w:rPr>
-        <w:t>案例：</w:t>
+        <w:t>案例： 制造企业精益转型中管理层角色转变的成功与失败案例</w:t>
       </w:r>
       <w:r>
         <w:rPr>
@@ -4463,7 +4460,6 @@
           <w:i w:val="0"/>
           <w:sz w:val="22"/>
         </w:rPr>
-        <w:t xml:space="preserve"> 紧固件企业精益转型中管理层角色转变的成功与失败案例</w:t>
       </w:r>
     </w:p>
     <w:p>
@@ -4696,7 +4692,7 @@
           <w:i w:val="0"/>
           <w:sz w:val="22"/>
         </w:rPr>
-        <w:t>紧固件产品价值流图绘制实例</w:t>
+        <w:t>产品价值流图绘制实例</w:t>
       </w:r>
     </w:p>
     <w:p>
@@ -4710,7 +4706,7 @@
           <w:i w:val="0"/>
           <w:sz w:val="22"/>
         </w:rPr>
-        <w:t>现场实操：</w:t>
+        <w:t>现场实操： 选择一款产品，现场绘制当前状态价值流图</w:t>
       </w:r>
       <w:r>
         <w:rPr>
@@ -4719,7 +4715,6 @@
           <w:i w:val="0"/>
           <w:sz w:val="22"/>
         </w:rPr>
-        <w:t xml:space="preserve"> 选择一款紧固件产品，现场绘制当前状态价值流图</w:t>
       </w:r>
     </w:p>
     <w:p>
@@ -6408,7 +6403,7 @@
           <w:i w:val="0"/>
           <w:sz w:val="22"/>
         </w:rPr>
-        <w:t>紧固件质量改善DMAIC项目实例</w:t>
+        <w:t>产品质量改善DMAIC项目实例</w:t>
       </w:r>
     </w:p>
     <w:p>
@@ -6543,7 +6538,7 @@
           <w:i w:val="0"/>
           <w:sz w:val="22"/>
         </w:rPr>
-        <w:t>紧固件企业战略部署实例</w:t>
+        <w:t>制造企业战略部署实例</w:t>
       </w:r>
     </w:p>
     <w:p>
@@ -6883,7 +6878,7 @@
           <w:i w:val="0"/>
           <w:sz w:val="22"/>
         </w:rPr>
-        <w:t>紧固件行业供应链特点和优化方向</w:t>
+        <w:t>制造业供应链特点和优化方向</w:t>
       </w:r>
     </w:p>
     <w:p>
